--- a/ru/wisdom-stories/credit-ledger.docx
+++ b/ru/wisdom-stories/credit-ledger.docx
@@ -4,259 +4,158 @@
   <w:body>
     <w:p>
       <w:pPr>
-        <w:spacing w:before="0" w:after="60"/>
-        <w:jc w:val="left"/>
+        <w:pStyle w:val="Title"/>
       </w:pPr>
       <w:r>
-        <w:rPr>
-          <w:rFonts w:ascii="Arial" w:hAnsi="Arial" w:eastAsia="Arial"/>
-          <w:i w:val="0"/>
-          <w:color w:val="000000"/>
-          <w:sz w:val="46"/>
-        </w:rPr>
-        <w:t>Пробирная книжка</w:t>
+        <w:t>Долговая тетрадь</w:t>
       </w:r>
     </w:p>
     <w:p>
       <w:pPr>
-        <w:jc w:val="left"/>
+        <w:spacing w:after="80"/>
       </w:pPr>
       <w:r>
-        <w:rPr>
-          <w:rFonts w:ascii="Arial" w:hAnsi="Arial" w:eastAsia="Arial"/>
-          <w:i w:val="0"/>
-          <w:color w:val="000000"/>
-          <w:sz w:val="22"/>
-        </w:rPr>
-        <w:t>В соседний магазин заходит незнакомец в штатском. Посмотрев некоторое время на продавца и прилавок, он говорит:</w:t>
+        <w:t>В небольшую лавку зашёл незнакомец. Немного постояв у прилавка, он обратился к продавцу:</w:t>
       </w:r>
     </w:p>
     <w:p>
       <w:pPr>
-        <w:jc w:val="left"/>
+        <w:spacing w:after="80"/>
       </w:pPr>
       <w:r>
-        <w:rPr>
-          <w:rFonts w:ascii="Arial" w:hAnsi="Arial" w:eastAsia="Arial"/>
-          <w:i w:val="0"/>
-          <w:color w:val="000000"/>
-          <w:sz w:val="22"/>
-        </w:rPr>
-        <w:t>— Брат, если я попрошу у тебя в долг хлеб, чай или яйца, ты мне это дашь?</w:t>
+        <w:t>— Брат, если я попрошу хлеба, чая или яиц в долг, ты дашь?</w:t>
+      </w:r>
+    </w:p>
+    <w:p>
+      <w:pPr/>
+      <w:r>
+        <w:t>— Один человек уже три месяца берёт у меня хлеб в долг. Честно говоря, не думаю, что он сможет расплатиться. Но на его попечении трое сирот. Не оставлять же детей голодными! Аллах велик, позаботится и о нас. А за хлеб с тебя денег не возьму. Бери на здоровье.</w:t>
       </w:r>
     </w:p>
     <w:p>
       <w:pPr>
-        <w:jc w:val="left"/>
+        <w:spacing w:after="80"/>
       </w:pPr>
       <w:r>
-        <w:rPr>
-          <w:rFonts w:ascii="Arial" w:hAnsi="Arial" w:eastAsia="Arial"/>
-          <w:i w:val="0"/>
-          <w:color w:val="000000"/>
-          <w:sz w:val="22"/>
-        </w:rPr>
-        <w:t>— Есть человек, который три месяца бесплатно носит хлеб. Честно говоря, я не верю, что он заплатит эту плату. Но что я могу поделать, он заботится о трёх сиротах, не говоря уже о том, чтобы оставлять их детей голодными. Аллах велик, он позаботится и о нас. Мне не нужна плата за хлеб, который я тебе дал. Бери и иди, будешь счастлив. — Улыбка расплывается по лицу незнакомца, и он говорит про себя: «Кажется, я нашёл то, что искал».</w:t>
+        <w:t>Незнакомец улыбнулся и подумал: «Кажется, я нашёл то, что искал».</w:t>
       </w:r>
     </w:p>
     <w:p>
       <w:pPr>
-        <w:jc w:val="left"/>
+        <w:spacing w:after="80"/>
       </w:pPr>
       <w:r>
-        <w:rPr>
-          <w:rFonts w:ascii="Arial" w:hAnsi="Arial" w:eastAsia="Arial"/>
-          <w:i w:val="0"/>
-          <w:color w:val="000000"/>
-          <w:sz w:val="22"/>
-        </w:rPr>
-        <w:t>— Сколько у тебя долгов в этой пробирной книжке?</w:t>
+        <w:t>— А на какую сумму записано долгов в твоей тетради?</w:t>
       </w:r>
     </w:p>
     <w:p>
       <w:pPr>
-        <w:jc w:val="left"/>
+        <w:spacing w:after="80"/>
       </w:pPr>
       <w:r>
-        <w:rPr>
-          <w:rFonts w:ascii="Arial" w:hAnsi="Arial" w:eastAsia="Arial"/>
-          <w:i w:val="0"/>
-          <w:color w:val="000000"/>
-          <w:sz w:val="22"/>
-        </w:rPr>
-        <w:t>Продавец спрашивает, несколько удивлённый и несколько раздражённый:</w:t>
+        <w:t>Лавочник удивился и даже немного рассердился:</w:t>
       </w:r>
     </w:p>
     <w:p>
       <w:pPr>
-        <w:jc w:val="left"/>
+        <w:spacing w:after="80"/>
       </w:pPr>
       <w:r>
-        <w:rPr>
-          <w:rFonts w:ascii="Arial" w:hAnsi="Arial" w:eastAsia="Arial"/>
-          <w:i w:val="0"/>
-          <w:color w:val="000000"/>
-          <w:sz w:val="22"/>
-        </w:rPr>
-        <w:t>— Что ты делаешь?</w:t>
+        <w:t>— Зачем тебе это?</w:t>
       </w:r>
     </w:p>
     <w:p>
       <w:pPr>
-        <w:jc w:val="left"/>
+        <w:spacing w:after="80"/>
       </w:pPr>
       <w:r>
-        <w:rPr>
-          <w:rFonts w:ascii="Arial" w:hAnsi="Arial" w:eastAsia="Arial"/>
-          <w:i w:val="0"/>
-          <w:color w:val="000000"/>
-          <w:sz w:val="22"/>
-        </w:rPr>
-        <w:t>Пришедший мужчина продолжил разговор спокойно, несколько ободряюще:</w:t>
+        <w:t>Незнакомец спокойно ответил:</w:t>
+      </w:r>
+    </w:p>
+    <w:p>
+      <w:pPr/>
+      <w:r>
+        <w:t>— Прошу тебя, брат, не сердись. Я пришёл не для того, чтобы отнимать у тебя время. Хочу выкупить эту тетрадь. Подсчитай, пожалуйста, все долги и назови сумму.</w:t>
+      </w:r>
+    </w:p>
+    <w:p>
+      <w:pPr/>
+      <w:r>
+        <w:t>Лавочник посмотрел на незнакомца, потом на исписанные страницы. Убедившись, что тот говорит серьёзно, он всё подсчитал. Мужчина достал из нагрудного кармана пачку денег, отсчитал нужную сумму и положил на прилавок.</w:t>
+      </w:r>
+    </w:p>
+    <w:p>
+      <w:pPr/>
+      <w:r>
+        <w:t>— Да будет доволен тобой Аллах, брат. Ты доверяешь людям и ради Аллаха не оставляешь сирот голодными. У тебя доброе сердце. Теперь все долги оплачены. Пусть это станет моей помощью вашим людям в Рамадан. Отдай мне тетрадь: я заберу её и закопаю в землю. Верю, что этот список поможет мне в Судный день.</w:t>
       </w:r>
     </w:p>
     <w:p>
       <w:pPr>
-        <w:jc w:val="left"/>
+        <w:spacing w:after="80"/>
       </w:pPr>
       <w:r>
-        <w:rPr>
-          <w:rFonts w:ascii="Arial" w:hAnsi="Arial" w:eastAsia="Arial"/>
-          <w:i w:val="0"/>
-          <w:color w:val="000000"/>
-          <w:sz w:val="22"/>
-        </w:rPr>
-        <w:t>— Послушай, брат, умоляю тебя, не сердись. Я не настолько тщеславен, чтобы приходить сюда и портить тебе нервы, отнимать твое время. Я куплю твою тетрадь. Пожалуйста, пересчитай в ней все долги прямо сейчас и скажи мне.</w:t>
+        <w:t>Он взял тетрадь и вышел.</w:t>
+      </w:r>
+    </w:p>
+    <w:p>
+      <w:pPr/>
+      <w:r>
+        <w:t>Лавочник пересчитал деньги и убрал их в кассу, всё ещё не веря в случившееся. Потом выглянул в окошко. Незнакомец исчез. Приближалось время ифтара, и все спешили домой. Тут в дверях появилась семилетняя дочь Сурайи, чей муж умер от туберкулёза. Девочка застенчиво попросила:</w:t>
+      </w:r>
+    </w:p>
+    <w:p>
+      <w:pPr/>
+      <w:r>
+        <w:t>— Дядя Ахмед, мама просит дать нам буханку хлеба и три яйца на ифтар. Мы заплатим в следующем месяце, когда приедет мой дядя.</w:t>
+      </w:r>
+    </w:p>
+    <w:p>
+      <w:pPr/>
+      <w:r>
+        <w:t>Её голос словно разбудил лавочника. По привычке он потянулся за тетрадью под прилавком, замер, а потом улыбнулся:</w:t>
       </w:r>
     </w:p>
     <w:p>
       <w:pPr>
-        <w:jc w:val="left"/>
+        <w:keepNext/>
+        <w:spacing w:after="80"/>
       </w:pPr>
       <w:r>
-        <w:rPr>
-          <w:rFonts w:ascii="Arial" w:hAnsi="Arial" w:eastAsia="Arial"/>
-          <w:i w:val="0"/>
-          <w:color w:val="000000"/>
-          <w:sz w:val="22"/>
-        </w:rPr>
-        <w:t>Продавец посмотрел на мужчину перед собой, а затем на переполненную тетрадь. Видя, что мужчина упрям, он не стал сопротивляться; он сложил все долги, записанные в тетради, и назвал мужчине полученную сумму. Пришедший достал из нагрудного кармана куртки пачку денег, положил эту сумму продавцу и сказал:</w:t>
+        <w:t>— Подойди, дочка. Возьми хлеб, яйца и масло. И передай маме: дядя уже заходил…</w:t>
       </w:r>
     </w:p>
     <w:p>
       <w:pPr>
-        <w:jc w:val="left"/>
+        <w:keepNext/>
+        <w:keepLines/>
+        <w:spacing w:before="160"/>
       </w:pPr>
       <w:r>
         <w:rPr>
-          <w:rFonts w:ascii="Arial" w:hAnsi="Arial" w:eastAsia="Arial"/>
-          <w:i w:val="0"/>
-          <w:color w:val="000000"/>
-          <w:sz w:val="22"/>
+          <w:b/>
         </w:rPr>
-        <w:t>— Брат, да будет доволен тобой Аллах. Если ты так доверяешь этой общине, если ты не оставляешь сироту голодными из уважения к Аллаху, то ты хороший человек. Я заплатил всем долги. Пусть это будет моя доля Рамадана для этой общины. Теперь отдай мне эту тетрадь. Я заберу его и похороню, и я верю, что этот список поможет мне в Судный день. — Мужчина взял блокнот и вышел из магазина.</w:t>
+        <w:t>Мораль:</w:t>
+      </w:r>
+      <w:r>
+        <w:t xml:space="preserve"> Тихая, бескорыстная помощь дороже громких слов. Простить долг и накормить сироту — вот подлинное богатство сердца.</w:t>
       </w:r>
     </w:p>
     <w:p>
       <w:pPr>
-        <w:jc w:val="left"/>
+        <w:spacing w:after="80"/>
       </w:pPr>
       <w:r>
         <w:rPr>
-          <w:rFonts w:ascii="Arial" w:hAnsi="Arial" w:eastAsia="Arial"/>
-          <w:i w:val="0"/>
-          <w:color w:val="000000"/>
-          <w:sz w:val="22"/>
-        </w:rPr>
-        <w:t>Когда лавочник пересчитал деньги перед собой и положил их в кассу, он все еще не мог до конца понять, что происходит. Словно его обморозили. Он выглянул в маленькое окошко магазина. Незнакомца нигде не было видно. Все спешили домой, потому что приближалось время ифтара. В этот момент в дверях появилась семилетняя дочь Сурайи, чей муж умер от туберкулеза, и застенчиво сказала:</w:t>
-      </w:r>
-    </w:p>
-    <w:p>
-      <w:pPr>
-        <w:jc w:val="left"/>
-      </w:pPr>
-      <w:r>
-        <w:rPr>
-          <w:rFonts w:ascii="Arial" w:hAnsi="Arial" w:eastAsia="Arial"/>
-          <w:i w:val="0"/>
-          <w:color w:val="000000"/>
-          <w:sz w:val="22"/>
-        </w:rPr>
-        <w:t>— Дядя Ахмед, мама говорит, чтобы я дала тебе буханку хлеба и три яйца на ифтар. Мы дадим тебе деньги, когда мой дядя приедет к нам в следующем месяце. — Слова девочки словно очнулись от сна. Как обычно, она потянулась под прилавок, чтобы достать блокнот. Она на мгновение замолчала, улыбнулась и сказала:</w:t>
-      </w:r>
-    </w:p>
-    <w:p>
-      <w:pPr>
-        <w:jc w:val="left"/>
-      </w:pPr>
-      <w:r>
-        <w:rPr>
-          <w:rFonts w:ascii="Arial" w:hAnsi="Arial" w:eastAsia="Arial"/>
-          <w:i w:val="0"/>
-          <w:color w:val="000000"/>
-          <w:sz w:val="22"/>
-        </w:rPr>
-        <w:t>— Иди сюда, дочь моя, возьми яйца, хлеб и масло. Скажи матери, что тот дядя приходил и уходил…</w:t>
-      </w:r>
-    </w:p>
-    <w:p>
-      <w:pPr>
-        <w:pStyle w:val="Moral"/>
-        <w:keepNext/>
-        <w:keepLines/>
-        <w:widowControl/>
-        <w:spacing w:before="240" w:after="180" w:line="283" w:lineRule="auto"/>
-        <w:ind w:left="240" w:right="240"/>
-        <w:jc w:val="left"/>
-        <w:pBdr>
-          <w:top w:val="single" w:sz="8" w:space="7" w:color="E8D59A"/>
-          <w:left w:val="single" w:sz="32" w:space="11" w:color="C6A23A"/>
-          <w:bottom w:val="single" w:sz="8" w:space="7" w:color="E8D59A"/>
-          <w:right w:val="single" w:sz="8" w:space="11" w:color="E8D59A"/>
-        </w:pBdr>
-        <w:shd w:val="clear" w:color="auto" w:fill="FFF8E1"/>
-      </w:pPr>
-      <w:r>
-        <w:rPr>
-          <w:rFonts w:ascii="Arial" w:hAnsi="Arial" w:eastAsia="Arial" w:cs="Arial"/>
-          <w:b/>
-          <w:i w:val="0"/>
-          <w:color w:val="9A7417"/>
-          <w:sz w:val="22"/>
-        </w:rPr>
-        <w:t>Мораль: Доброта, совершённая молча, — это высшая доброта. Прощение долга и то, что сирота не голодает, — это истинное богатство сердца.</w:t>
-      </w:r>
-      <w:r>
-        <w:rPr>
-          <w:rFonts w:ascii="Arial" w:hAnsi="Arial" w:eastAsia="Arial" w:cs="Arial"/>
-          <w:b w:val="0"/>
-          <w:i w:val="0"/>
-          <w:color w:val="3F3826"/>
-          <w:sz w:val="22"/>
-        </w:rPr>
-      </w:r>
-    </w:p>
-    <w:p>
-      <w:pPr>
-        <w:keepLines/>
-        <w:widowControl/>
-        <w:spacing w:before="60" w:after="0" w:line="240" w:lineRule="auto"/>
-        <w:jc w:val="right"/>
-      </w:pPr>
-      <w:r>
-        <w:rPr>
-          <w:rFonts w:ascii="Arial" w:hAnsi="Arial" w:eastAsia="Arial" w:cs="Arial"/>
-          <w:b w:val="0"/>
           <w:i/>
-          <w:color w:val="8A7950"/>
-          <w:sz w:val="17"/>
+          <w:sz w:val="18"/>
         </w:rPr>
         <w:t>«История взята из открытых источников Интернета.»</w:t>
       </w:r>
     </w:p>
     <w:sectPr>
-      <w:pgSz w:w="12240" w:h="15840"/>
-      <w:pgMar w:top="1440" w:right="1440" w:bottom="1440" w:left="1440" w:header="708" w:footer="708" w:gutter="0"/>
+      <w:pgSz w:w="11909" w:h="16834"/>
+      <w:pgMar w:top="1152" w:right="1224" w:bottom="1152" w:left="1224" w:header="720" w:footer="720" w:gutter="0"/>
       <w:cols w:space="720"/>
       <w:docGrid w:linePitch="360"/>
     </w:sectPr>
@@ -628,12 +527,14 @@
     <w:qFormat/>
     <w:rsid w:val="00FC693F"/>
     <w:pPr>
-      <w:spacing w:before="0" w:after="0" w:line="259" w:lineRule="auto"/>
+      <w:widowControl/>
+      <w:spacing w:after="120" w:line="269" w:lineRule="auto"/>
     </w:pPr>
     <w:rPr>
-      <w:rFonts w:ascii="Arial" w:hAnsi="Arial" w:eastAsia="Arial"/>
+      <w:rFonts w:ascii="Arial" w:hAnsi="Arial"/>
       <w:color w:val="000000"/>
       <w:sz w:val="22"/>
+      <w:lang w:val="ru-RU"/>
     </w:rPr>
   </w:style>
   <w:style w:type="paragraph" w:styleId="Header">
@@ -977,18 +878,20 @@
     <w:qFormat/>
     <w:rsid w:val="00FC693F"/>
     <w:pPr>
+      <w:keepNext/>
       <w:pBdr>
         <w:bottom w:val="single" w:sz="8" w:space="4" w:color="4F81BD" w:themeColor="accent1"/>
       </w:pBdr>
-      <w:spacing w:after="300" w:line="240" w:lineRule="auto"/>
+      <w:spacing w:after="280" w:line="240" w:lineRule="auto"/>
       <w:contextualSpacing/>
     </w:pPr>
     <w:rPr>
-      <w:rFonts w:asciiTheme="majorHAnsi" w:eastAsiaTheme="majorEastAsia" w:hAnsiTheme="majorHAnsi" w:cstheme="majorBidi"/>
-      <w:color w:val="17365D" w:themeColor="text2" w:themeShade="BF"/>
+      <w:rFonts w:asciiTheme="majorHAnsi" w:eastAsiaTheme="majorEastAsia" w:hAnsiTheme="majorHAnsi" w:cstheme="majorBidi" w:ascii="Arial" w:hAnsi="Arial"/>
+      <w:b/>
+      <w:color w:val="000000"/>
       <w:spacing w:val="5"/>
       <w:kern w:val="28"/>
-      <w:sz w:val="52"/>
+      <w:sz w:val="34"/>
       <w:szCs w:val="52"/>
     </w:rPr>
   </w:style>
@@ -12317,18 +12220,6 @@
         <w:shd w:val="clear" w:color="auto" w:fill="FBCAA2" w:themeFill="accent6" w:themeFillTint="7F"/>
       </w:tcPr>
     </w:tblStylePr>
-  </w:style>
-  <w:style w:type="paragraph" w:customStyle="1" w:styleId="Moral">
-    <w:name w:val="Moral"/>
-    <w:basedOn w:val="Normal"/>
-    <w:pPr>
-      <w:spacing w:before="40" w:after="0" w:line="276" w:lineRule="auto"/>
-    </w:pPr>
-    <w:rPr>
-      <w:rFonts w:ascii="Arial" w:hAnsi="Arial" w:eastAsia="Arial"/>
-      <w:i/>
-      <w:sz w:val="22"/>
-    </w:rPr>
   </w:style>
 </w:styles>
 </file>

--- a/ru/wisdom-stories/credit-ledger.docx
+++ b/ru/wisdom-stories/credit-ledger.docx
@@ -15,7 +15,7 @@
         <w:spacing w:after="80"/>
       </w:pPr>
       <w:r>
-        <w:t>В небольшую лавку зашёл незнакомец. Немного постояв у прилавка, он обратился к продавцу:</w:t>
+        <w:t>В квартальную лавку зашёл незнакомец в простой одежде. Немного посмотрев на продавца и на прилавок, он обратился к продавцу:</w:t>
       </w:r>
     </w:p>
     <w:p>
@@ -29,7 +29,7 @@
     <w:p>
       <w:pPr/>
       <w:r>
-        <w:t>— Один человек уже три месяца берёт у меня хлеб в долг. Честно говоря, не думаю, что он сможет расплатиться. Но на его попечении трое сирот. Не оставлять же детей голодными! Аллах велик, позаботится и о нас. А за хлеб с тебя денег не возьму. Бери на здоровье.</w:t>
+        <w:t>— Один человек уже три месяца берёт у меня хлеб в долг. Честно говоря, не верю, что он выплатит этот долг. Но на его попечении трое сирот. Не оставлять же детей голодными! Аллах велик, позаботится и о нас. А за хлеб с тебя денег не возьму. Бери, пусть будет тебе дозволенным и во благо.</w:t>
       </w:r>
     </w:p>
     <w:p>
@@ -69,13 +69,13 @@
         <w:spacing w:after="80"/>
       </w:pPr>
       <w:r>
-        <w:t>Незнакомец спокойно ответил:</w:t>
+        <w:t>Чтобы успокоить его, незнакомец спокойным голосом продолжил:</w:t>
       </w:r>
     </w:p>
     <w:p>
       <w:pPr/>
       <w:r>
-        <w:t>— Прошу тебя, брат, не сердись. Я пришёл не для того, чтобы отнимать у тебя время. Хочу выкупить эту тетрадь. Подсчитай, пожалуйста, все долги и назови сумму.</w:t>
+        <w:t>— Прошу тебя, брат, не сердись. Я не настолько праздный человек, чтобы прийти сюда, портить тебе нервы и отнимать время. Хочу выкупить эту тетрадь. Подсчитай, пожалуйста, все долги и назови сумму.</w:t>
       </w:r>
     </w:p>
     <w:p>
@@ -87,7 +87,7 @@
     <w:p>
       <w:pPr/>
       <w:r>
-        <w:t>— Да будет доволен тобой Аллах, брат. Ты доверяешь людям и ради Аллаха не оставляешь сирот голодными. У тебя доброе сердце. Теперь все долги оплачены. Пусть это станет моей помощью вашим людям в Рамадан. Отдай мне тетрадь: я заберу её и закопаю в землю. Верю, что этот список поможет мне в Судный день.</w:t>
+        <w:t>— Да будет доволен тобой Аллах, брат. Ты доверяешь людям и ради Аллаха не оставляешь сирот голодными. У тебя доброе сердце. Я оплатил долг каждого. Пусть это станет моей помощью вашим людям в Рамадан. Отдай мне тетрадь: я заберу её и закопаю в землю. Верю, что этот список поможет мне в Судный день.</w:t>
       </w:r>
     </w:p>
     <w:p>
@@ -101,7 +101,7 @@
     <w:p>
       <w:pPr/>
       <w:r>
-        <w:t>Лавочник пересчитал деньги и убрал их в кассу, всё ещё не веря в случившееся. Потом выглянул в окошко. Незнакомец исчез. Приближалось время ифтара, и все спешили домой. Тут в дверях появилась семилетняя дочь Сурайи, чей муж умер от туберкулёза. Девочка застенчиво попросила:</w:t>
+        <w:t>Лавочник пересчитал деньги и убрал их в кассу, всё ещё не веря в случившееся. Потом выглянул в окошко. Незнакомец исчез. Приближалось время ифтара, и все спешили домой. Тут в дверях появилась семилетняя дочь Сурайи — женщины, чей муж умер от туберкулёза. Девочка застенчиво попросила:</w:t>
       </w:r>
     </w:p>
     <w:p>
@@ -135,11 +135,9 @@
         <w:rPr>
           <w:b/>
         </w:rPr>
-        <w:t>Мораль:</w:t>
+        <w:t>Мораль: Добро, сделанное тихо, — самое высокое добро. Простить долг и накормить сироту — вот подлинное богатство сердца.</w:t>
       </w:r>
-      <w:r>
-        <w:t xml:space="preserve"> Тихая, бескорыстная помощь дороже громких слов. Простить долг и накормить сироту — вот подлинное богатство сердца.</w:t>
-      </w:r>
+      <w:r/>
     </w:p>
     <w:p>
       <w:pPr>
@@ -150,7 +148,7 @@
           <w:i/>
           <w:sz w:val="18"/>
         </w:rPr>
-        <w:t>«История взята из открытых источников Интернета.»</w:t>
+        <w:t>Рассказы взяты из открытых интернет-источников, а иллюстрации созданы с помощью ИИ.</w:t>
       </w:r>
     </w:p>
     <w:sectPr>

--- a/ru/wisdom-stories/credit-ledger.docx
+++ b/ru/wisdom-stories/credit-ledger.docx
@@ -281,7 +281,7 @@
         <w:rPr>
           <w:lang/>
         </w:rPr>
-        <w:t>В эту минуту на пороге появилась семилетняя дочь Сурайи, у которой умер муж. Девочка робко сказала:</w:t>
+        <w:t xml:space="preserve">В эту минуту на пороге появилась семилетняя дочь овдовевшей Сурайи. Девочка робко сказала:</w:t>
       </w:r>
     </w:p>
     <w:p>
